--- a/downloads/teacher/05 Materials/Unit 03/Slides/Slides 03.17 - Babysitting Basics Safety Safe Sleep Emergencies.docx
+++ b/downloads/teacher/05 Materials/Unit 03/Slides/Slides 03.17 - Babysitting Basics Safety Safe Sleep Emergencies.docx
@@ -317,15 +317,6 @@
       <w:r>
         <w:t xml:space="preserve">Notes: Empty the shoebox crib in front of the class, item by item, and say why each one comes out. Never cut this.</w:t>
       </w:r>
-      <w:r>
-        <w:t xml:space="preserve"> </w:t>
-      </w:r>
-      <w:r>
-        <w:rPr>
-          <w:rStyle w:val="TeacherNote"/>
-        </w:rPr>
-        <w:t xml:space="preserve">[Sal: the school nurse can take this demonstration and say it in her own words; ask.]</w:t>
-      </w:r>
     </w:p>
     <w:p>
       <w:pPr>
@@ -698,7 +689,7 @@
         <w:pStyle w:val="Compact"/>
       </w:pPr>
       <w:r>
-        <w:t xml:space="preserve">Five rooms plus the yard, described on your handout</w:t>
+        <w:t xml:space="preserve">Four rooms plus the yard, described on your handout</w:t>
       </w:r>
     </w:p>
     <w:p>
@@ -740,7 +731,7 @@
         <w:t xml:space="preserve"> </w:t>
       </w:r>
       <w:r>
-        <w:t xml:space="preserve">Notes: Read the home aloud once before they start. Grade 6 and IEP/504 pairs do three rooms. Grade 8 does all five plus the yard. Clipboard: the bucket, the stairs, one choking hazard, one poison hazard, and every fix doable by a babysitter.</w:t>
+        <w:t xml:space="preserve">Notes: Read the home aloud once before they start. Grade 6 and IEP/504 pairs do three rooms. Grade 8 does all four plus the yard. Clipboard: the bucket, the stairs, one choking hazard, one poison hazard, and every fix doable by a babysitter.</w:t>
       </w:r>
       <w:r>
         <w:t xml:space="preserve"> </w:t>
@@ -1041,15 +1032,6 @@
       </w:pPr>
       <w:r>
         <w:t xml:space="preserve">Next step: the American Red Cross Babysitting Basics course</w:t>
-      </w:r>
-      <w:r>
-        <w:t xml:space="preserve"> </w:t>
-      </w:r>
-      <w:r>
-        <w:rPr>
-          <w:rStyle w:val="TeacherNote"/>
-        </w:rPr>
-        <w:t xml:space="preserve">[Sal: confirm the current course name, format, age minimum, cost, and the local chapter]</w:t>
       </w:r>
       <w:r>
         <w:t xml:space="preserve"> </w:t>
